--- a/project/delivery_pack/dossier_A_lightweight,_AI-driven_inventory_synchronization.docx
+++ b/project/delivery_pack/dossier_A_lightweight,_AI-driven_inventory_synchronization.docx
@@ -1891,6 +1891,497 @@
         </w:rPr>
         <w:t xml:space="preserve"> Inaccurate availability leading to backorders and cancellations</w:t>
       </w:r>
+    </w:p>
+    <w:p>
+      <w:pPr>
+        <w:spacing w:before="120" w:after="120"/>
+        <w:jc w:val="center"/>
+      </w:pPr>
+      <w:r>
+        <w:rPr>
+          <w:color w:val="E2E8F0"/>
+        </w:rPr>
+        <w:t>――――――――――――――――――――――――――――――――――――――――――――――――――</w:t>
+      </w:r>
+    </w:p>
+    <w:p>
+      <w:pPr>
+        <w:spacing w:before="120" w:after="120"/>
+        <w:jc w:val="center"/>
+      </w:pPr>
+      <w:r>
+        <w:rPr>
+          <w:color w:val="E2E8F0"/>
+        </w:rPr>
+        <w:t>――――――――――――――――――――――――――――――――――――――――――――――――――</w:t>
+      </w:r>
+    </w:p>
+    <w:p>
+      <w:pPr>
+        <w:spacing w:before="280" w:after="120"/>
+      </w:pPr>
+      <w:r>
+        <w:rPr>
+          <w:rFonts w:ascii="Segoe UI" w:hAnsi="Segoe UI"/>
+          <w:b/>
+          <w:color w:val="1A365D"/>
+          <w:sz w:val="30"/>
+        </w:rPr>
+        <w:t>5. Empirical Grounding &amp; Community Source Citations</w:t>
+      </w:r>
+    </w:p>
+    <w:p>
+      <w:pPr>
+        <w:spacing w:before="60" w:after="100" w:line="276" w:lineRule="auto"/>
+      </w:pPr>
+      <w:r>
+        <w:rPr>
+          <w:rFonts w:ascii="Segoe UI" w:hAnsi="Segoe UI"/>
+          <w:color w:val="2D3748"/>
+          <w:sz w:val="21"/>
+        </w:rPr>
+        <w:t>This venture concept is directly grounded in verified empirical customer friction harvested from public practitioner communities:</w:t>
+      </w:r>
+    </w:p>
+    <w:p>
+      <w:pPr>
+        <w:spacing w:before="200" w:after="80"/>
+      </w:pPr>
+      <w:r>
+        <w:rPr>
+          <w:rFonts w:ascii="Segoe UI" w:hAnsi="Segoe UI"/>
+          <w:b/>
+          <w:color w:val="3182CE"/>
+          <w:sz w:val="24"/>
+        </w:rPr>
+        <w:t>Evidence Record: Thread #5 (r/smallbusiness)</w:t>
+      </w:r>
+    </w:p>
+    <w:p>
+      <w:pPr>
+        <w:pStyle w:val="ListBullet"/>
+        <w:spacing w:before="40" w:after="40"/>
+      </w:pPr>
+      <w:r>
+        <w:rPr>
+          <w:rFonts w:ascii="Segoe UI" w:hAnsi="Segoe UI"/>
+          <w:b/>
+          <w:color w:val="1A365D"/>
+          <w:sz w:val="21"/>
+        </w:rPr>
+        <w:t>Community Thread Title:</w:t>
+      </w:r>
+      <w:r>
+        <w:rPr>
+          <w:rFonts w:ascii="Segoe UI" w:hAnsi="Segoe UI"/>
+          <w:color w:val="2D3748"/>
+          <w:sz w:val="21"/>
+        </w:rPr>
+        <w:t xml:space="preserve"> [Organizing supplier/distributor information and comparing pricing](https://www.reddit.com/r/smallbusiness/comments/1v9fcl3/new_convenience_store_owner_what_tools_help/)</w:t>
+      </w:r>
+    </w:p>
+    <w:p>
+      <w:pPr>
+        <w:pStyle w:val="ListBullet"/>
+        <w:spacing w:before="40" w:after="40"/>
+      </w:pPr>
+      <w:r>
+        <w:rPr>
+          <w:rFonts w:ascii="Segoe UI" w:hAnsi="Segoe UI"/>
+          <w:b/>
+          <w:color w:val="1A365D"/>
+          <w:sz w:val="21"/>
+        </w:rPr>
+        <w:t>Direct Discussion URL:</w:t>
+      </w:r>
+      <w:r>
+        <w:rPr>
+          <w:rFonts w:ascii="Segoe UI" w:hAnsi="Segoe UI"/>
+          <w:color w:val="2D3748"/>
+          <w:sz w:val="21"/>
+        </w:rPr>
+        <w:t xml:space="preserve"> </w:t>
+      </w:r>
+      <w:r>
+        <w:rPr>
+          <w:rFonts w:ascii="Consolas" w:hAnsi="Consolas"/>
+          <w:color w:val="3182CE"/>
+          <w:sz w:val="20"/>
+        </w:rPr>
+        <w:t xml:space="preserve"> https://www.reddit.com/r/smallbusiness/comments/1v9fcl3/new_convenience_store_owner_what_tools_help/ </w:t>
+      </w:r>
+    </w:p>
+    <w:p>
+      <w:pPr>
+        <w:pStyle w:val="ListBullet"/>
+        <w:spacing w:before="40" w:after="40"/>
+      </w:pPr>
+      <w:r>
+        <w:rPr>
+          <w:rFonts w:ascii="Segoe UI" w:hAnsi="Segoe UI"/>
+          <w:b/>
+          <w:color w:val="1A365D"/>
+          <w:sz w:val="21"/>
+        </w:rPr>
+        <w:t>Displaced Incumbents &amp; Workarounds:</w:t>
+      </w:r>
+      <w:r>
+        <w:rPr>
+          <w:rFonts w:ascii="Segoe UI" w:hAnsi="Segoe UI"/>
+          <w:color w:val="2D3748"/>
+          <w:sz w:val="21"/>
+        </w:rPr>
+        <w:t xml:space="preserve"> Supplier portals, spreadsheets, Airtable</w:t>
+      </w:r>
+    </w:p>
+    <w:p>
+      <w:pPr>
+        <w:pStyle w:val="ListBullet"/>
+        <w:spacing w:before="40" w:after="40"/>
+      </w:pPr>
+      <w:r>
+        <w:rPr>
+          <w:rFonts w:ascii="Segoe UI" w:hAnsi="Segoe UI"/>
+          <w:b/>
+          <w:color w:val="1A365D"/>
+          <w:sz w:val="21"/>
+        </w:rPr>
+        <w:t>Problem Severity Classification:</w:t>
+      </w:r>
+      <w:r>
+        <w:rPr>
+          <w:rFonts w:ascii="Segoe UI" w:hAnsi="Segoe UI"/>
+          <w:color w:val="2D3748"/>
+          <w:sz w:val="21"/>
+        </w:rPr>
+        <w:t xml:space="preserve"> </w:t>
+      </w:r>
+      <w:r>
+        <w:rPr>
+          <w:rFonts w:ascii="Consolas" w:hAnsi="Consolas"/>
+          <w:color w:val="3182CE"/>
+          <w:sz w:val="20"/>
+        </w:rPr>
+        <w:t xml:space="preserve"> ANNOYANCE </w:t>
+      </w:r>
+    </w:p>
+    <w:p>
+      <w:pPr>
+        <w:pStyle w:val="ListBullet"/>
+        <w:spacing w:before="40" w:after="40"/>
+      </w:pPr>
+      <w:r>
+        <w:rPr>
+          <w:rFonts w:ascii="Segoe UI" w:hAnsi="Segoe UI"/>
+          <w:b/>
+          <w:color w:val="1A365D"/>
+          <w:sz w:val="21"/>
+        </w:rPr>
+        <w:t>Commercial Validation Signal:</w:t>
+      </w:r>
+      <w:r>
+        <w:rPr>
+          <w:rFonts w:ascii="Segoe UI" w:hAnsi="Segoe UI"/>
+          <w:color w:val="2D3748"/>
+          <w:sz w:val="21"/>
+        </w:rPr>
+        <w:t xml:space="preserve"> Clear organizational gap in tracking supplier price shifts and purchase records across multiple fragmented distributors.</w:t>
+      </w:r>
+    </w:p>
+    <w:p>
+      <w:pPr>
+        <w:pStyle w:val="ListBullet"/>
+        <w:spacing w:before="40" w:after="40"/>
+      </w:pPr>
+      <w:r>
+        <w:rPr>
+          <w:rFonts w:ascii="Segoe UI" w:hAnsi="Segoe UI"/>
+          <w:b/>
+          <w:color w:val="1A365D"/>
+          <w:sz w:val="21"/>
+        </w:rPr>
+        <w:t>Verbatim Customer Voice (Rant / Friction Quote):</w:t>
+      </w:r>
+    </w:p>
+    <w:tbl>
+      <w:tblPr>
+        <w:tblW w:type="auto" w:w="0"/>
+        <w:jc w:val="center"/>
+        <w:tblLayout w:type="fixed"/>
+        <w:tblLook w:firstColumn="1" w:firstRow="1" w:lastColumn="0" w:lastRow="0" w:noHBand="0" w:noVBand="1" w:val="04A0"/>
+      </w:tblPr>
+      <w:tblGrid>
+        <w:gridCol w:w="9360"/>
+      </w:tblGrid>
+      <w:tr>
+        <w:tc>
+          <w:tcPr>
+            <w:tcW w:type="dxa" w:w="9360"/>
+            <w:shd w:fill="F7FAFC"/>
+            <w:tcBorders>
+              <w:top w:val="none"/>
+              <w:left w:val="single" w:sz="36" w:space="0" w:color="3182CE"/>
+              <w:bottom w:val="none"/>
+              <w:right w:val="none"/>
+            </w:tcBorders>
+            <w:tcMar>
+              <w:top w:w="140" w:type="dxa"/>
+              <w:bottom w:w="140" w:type="dxa"/>
+              <w:left w:w="200" w:type="dxa"/>
+              <w:right w:w="200" w:type="dxa"/>
+            </w:tcMar>
+          </w:tcPr>
+          <w:p>
+            <w:pPr>
+              <w:spacing w:before="0" w:after="40"/>
+            </w:pPr>
+            <w:r>
+              <w:rPr>
+                <w:rFonts w:ascii="Segoe UI" w:hAnsi="Segoe UI"/>
+                <w:b/>
+                <w:color w:val="3182CE"/>
+                <w:sz w:val="19"/>
+              </w:rPr>
+              <w:t>[OPPORTUNITY INSIGHT]</w:t>
+              <w:br/>
+            </w:r>
+            <w:r>
+              <w:rPr>
+                <w:rFonts w:ascii="Segoe UI" w:hAnsi="Segoe UI"/>
+                <w:i/>
+                <w:color w:val="2D3748"/>
+                <w:sz w:val="20"/>
+              </w:rPr>
+              <w:t>"Maintaining supplier details, pricing/MOQ, and purchase history across many vendors becomes chaotic before investing in heavy ERP. Unit-size and price changes easily slip through."</w:t>
+            </w:r>
+          </w:p>
+        </w:tc>
+      </w:tr>
+    </w:tbl>
+    <w:p>
+      <w:pPr>
+        <w:spacing w:before="80" w:after="80"/>
+      </w:pPr>
+    </w:p>
+    <w:p>
+      <w:pPr>
+        <w:spacing w:before="200" w:after="80"/>
+      </w:pPr>
+      <w:r>
+        <w:rPr>
+          <w:rFonts w:ascii="Segoe UI" w:hAnsi="Segoe UI"/>
+          <w:b/>
+          <w:color w:val="3182CE"/>
+          <w:sz w:val="24"/>
+        </w:rPr>
+        <w:t>Evidence Record: Thread #9 (r/smallbusiness)</w:t>
+      </w:r>
+    </w:p>
+    <w:p>
+      <w:pPr>
+        <w:pStyle w:val="ListBullet"/>
+        <w:spacing w:before="40" w:after="40"/>
+      </w:pPr>
+      <w:r>
+        <w:rPr>
+          <w:rFonts w:ascii="Segoe UI" w:hAnsi="Segoe UI"/>
+          <w:b/>
+          <w:color w:val="1A365D"/>
+          <w:sz w:val="21"/>
+        </w:rPr>
+        <w:t>Community Thread Title:</w:t>
+      </w:r>
+      <w:r>
+        <w:rPr>
+          <w:rFonts w:ascii="Segoe UI" w:hAnsi="Segoe UI"/>
+          <w:color w:val="2D3748"/>
+          <w:sz w:val="21"/>
+        </w:rPr>
+        <w:t xml:space="preserve"> [Talked to a $12M shop running inventory in Excel. Why is this still common?](https://www.reddit.com/r/smallbusiness/comments/1t1r4fu/talked_to_a_12m_shop_running_inventory_in_excel/)</w:t>
+      </w:r>
+    </w:p>
+    <w:p>
+      <w:pPr>
+        <w:pStyle w:val="ListBullet"/>
+        <w:spacing w:before="40" w:after="40"/>
+      </w:pPr>
+      <w:r>
+        <w:rPr>
+          <w:rFonts w:ascii="Segoe UI" w:hAnsi="Segoe UI"/>
+          <w:b/>
+          <w:color w:val="1A365D"/>
+          <w:sz w:val="21"/>
+        </w:rPr>
+        <w:t>Direct Discussion URL:</w:t>
+      </w:r>
+      <w:r>
+        <w:rPr>
+          <w:rFonts w:ascii="Segoe UI" w:hAnsi="Segoe UI"/>
+          <w:color w:val="2D3748"/>
+          <w:sz w:val="21"/>
+        </w:rPr>
+        <w:t xml:space="preserve"> </w:t>
+      </w:r>
+      <w:r>
+        <w:rPr>
+          <w:rFonts w:ascii="Consolas" w:hAnsi="Consolas"/>
+          <w:color w:val="3182CE"/>
+          <w:sz w:val="20"/>
+        </w:rPr>
+        <w:t xml:space="preserve"> https://www.reddit.com/r/smallbusiness/comments/1t1r4fu/talked_to_a_12m_shop_running_inventory_in_excel/ </w:t>
+      </w:r>
+    </w:p>
+    <w:p>
+      <w:pPr>
+        <w:pStyle w:val="ListBullet"/>
+        <w:spacing w:before="40" w:after="40"/>
+      </w:pPr>
+      <w:r>
+        <w:rPr>
+          <w:rFonts w:ascii="Segoe UI" w:hAnsi="Segoe UI"/>
+          <w:b/>
+          <w:color w:val="1A365D"/>
+          <w:sz w:val="21"/>
+        </w:rPr>
+        <w:t>Displaced Incumbents &amp; Workarounds:</w:t>
+      </w:r>
+      <w:r>
+        <w:rPr>
+          <w:rFonts w:ascii="Segoe UI" w:hAnsi="Segoe UI"/>
+          <w:color w:val="2D3748"/>
+          <w:sz w:val="21"/>
+        </w:rPr>
+        <w:t xml:space="preserve"> NetSuite, SAP Business One, massive multi-tab Excel workbooks with macro scripts</w:t>
+      </w:r>
+    </w:p>
+    <w:p>
+      <w:pPr>
+        <w:pStyle w:val="ListBullet"/>
+        <w:spacing w:before="40" w:after="40"/>
+      </w:pPr>
+      <w:r>
+        <w:rPr>
+          <w:rFonts w:ascii="Segoe UI" w:hAnsi="Segoe UI"/>
+          <w:b/>
+          <w:color w:val="1A365D"/>
+          <w:sz w:val="21"/>
+        </w:rPr>
+        <w:t>Problem Severity Classification:</w:t>
+      </w:r>
+      <w:r>
+        <w:rPr>
+          <w:rFonts w:ascii="Segoe UI" w:hAnsi="Segoe UI"/>
+          <w:color w:val="2D3748"/>
+          <w:sz w:val="21"/>
+        </w:rPr>
+        <w:t xml:space="preserve"> </w:t>
+      </w:r>
+      <w:r>
+        <w:rPr>
+          <w:rFonts w:ascii="Consolas" w:hAnsi="Consolas"/>
+          <w:color w:val="3182CE"/>
+          <w:sz w:val="20"/>
+        </w:rPr>
+        <w:t xml:space="preserve"> BLOCKER </w:t>
+      </w:r>
+    </w:p>
+    <w:p>
+      <w:pPr>
+        <w:pStyle w:val="ListBullet"/>
+        <w:spacing w:before="40" w:after="40"/>
+      </w:pPr>
+      <w:r>
+        <w:rPr>
+          <w:rFonts w:ascii="Segoe UI" w:hAnsi="Segoe UI"/>
+          <w:b/>
+          <w:color w:val="1A365D"/>
+          <w:sz w:val="21"/>
+        </w:rPr>
+        <w:t>Commercial Validation Signal:</w:t>
+      </w:r>
+      <w:r>
+        <w:rPr>
+          <w:rFonts w:ascii="Segoe UI" w:hAnsi="Segoe UI"/>
+          <w:color w:val="2D3748"/>
+          <w:sz w:val="21"/>
+        </w:rPr>
+        <w:t xml:space="preserve"> High willingness to spend ($5k-$20k implementation budget) if workflow breakage is avoided; 15+ operators validating spreadsheet lock-in.</w:t>
+      </w:r>
+    </w:p>
+    <w:p>
+      <w:pPr>
+        <w:pStyle w:val="ListBullet"/>
+        <w:spacing w:before="40" w:after="40"/>
+      </w:pPr>
+      <w:r>
+        <w:rPr>
+          <w:rFonts w:ascii="Segoe UI" w:hAnsi="Segoe UI"/>
+          <w:b/>
+          <w:color w:val="1A365D"/>
+          <w:sz w:val="21"/>
+        </w:rPr>
+        <w:t>Verbatim Customer Voice (Rant / Friction Quote):</w:t>
+      </w:r>
+    </w:p>
+    <w:tbl>
+      <w:tblPr>
+        <w:tblW w:type="auto" w:w="0"/>
+        <w:jc w:val="center"/>
+        <w:tblLayout w:type="fixed"/>
+        <w:tblLook w:firstColumn="1" w:firstRow="1" w:lastColumn="0" w:lastRow="0" w:noHBand="0" w:noVBand="1" w:val="04A0"/>
+      </w:tblPr>
+      <w:tblGrid>
+        <w:gridCol w:w="9360"/>
+      </w:tblGrid>
+      <w:tr>
+        <w:tc>
+          <w:tcPr>
+            <w:tcW w:type="dxa" w:w="9360"/>
+            <w:shd w:fill="F7FAFC"/>
+            <w:tcBorders>
+              <w:top w:val="none"/>
+              <w:left w:val="single" w:sz="36" w:space="0" w:color="3182CE"/>
+              <w:bottom w:val="none"/>
+              <w:right w:val="none"/>
+            </w:tcBorders>
+            <w:tcMar>
+              <w:top w:w="140" w:type="dxa"/>
+              <w:bottom w:w="140" w:type="dxa"/>
+              <w:left w:w="200" w:type="dxa"/>
+              <w:right w:w="200" w:type="dxa"/>
+            </w:tcMar>
+          </w:tcPr>
+          <w:p>
+            <w:pPr>
+              <w:spacing w:before="0" w:after="40"/>
+            </w:pPr>
+            <w:r>
+              <w:rPr>
+                <w:rFonts w:ascii="Segoe UI" w:hAnsi="Segoe UI"/>
+                <w:b/>
+                <w:color w:val="3182CE"/>
+                <w:sz w:val="19"/>
+              </w:rPr>
+              <w:t>[OPPORTUNITY INSIGHT]</w:t>
+              <w:br/>
+            </w:r>
+            <w:r>
+              <w:rPr>
+                <w:rFonts w:ascii="Segoe UI" w:hAnsi="Segoe UI"/>
+                <w:i/>
+                <w:color w:val="2D3748"/>
+                <w:sz w:val="20"/>
+              </w:rPr>
+              <w:t>"Talked to a $12M shop running inventory in Excel... Every time we try an inventory SaaS, it breaks our workflow, our staff refuses to use the mobile barcode app, and we run back to Excel. Mainstream ERPs cost $50k+ and months of onboarding."</w:t>
+            </w:r>
+          </w:p>
+        </w:tc>
+      </w:tr>
+    </w:tbl>
+    <w:p>
+      <w:pPr>
+        <w:spacing w:before="80" w:after="80"/>
+      </w:pPr>
     </w:p>
     <w:sectPr>
       <w:pgSz w:w="12240" w:h="15840"/>
